--- a/applications_generated/tiktok_research_scientist_intern_nextgen_llm/ATS_RESUME.docx
+++ b/applications_generated/tiktok_research_scientist_intern_nextgen_llm/ATS_RESUME.docx
@@ -594,31 +594,31 @@
       </w:rPr>
     </w:lvl>
   </w:abstractNum>
-  <w:num w:numId="1" w16cid:durableId="1112868521">
+  <w:num w:numId="1" w16cid:durableId="168571024">
     <w:abstractNumId w:val="8"/>
   </w:num>
-  <w:num w:numId="2" w16cid:durableId="1284459970">
+  <w:num w:numId="2" w16cid:durableId="949972144">
     <w:abstractNumId w:val="6"/>
   </w:num>
-  <w:num w:numId="3" w16cid:durableId="308050374">
+  <w:num w:numId="3" w16cid:durableId="211618531">
     <w:abstractNumId w:val="5"/>
   </w:num>
-  <w:num w:numId="4" w16cid:durableId="39013739">
+  <w:num w:numId="4" w16cid:durableId="875390971">
     <w:abstractNumId w:val="4"/>
   </w:num>
-  <w:num w:numId="5" w16cid:durableId="530732009">
+  <w:num w:numId="5" w16cid:durableId="1299068507">
     <w:abstractNumId w:val="7"/>
   </w:num>
-  <w:num w:numId="6" w16cid:durableId="1957372864">
+  <w:num w:numId="6" w16cid:durableId="680667427">
     <w:abstractNumId w:val="3"/>
   </w:num>
-  <w:num w:numId="7" w16cid:durableId="1829975076">
+  <w:num w:numId="7" w16cid:durableId="1521696305">
     <w:abstractNumId w:val="2"/>
   </w:num>
-  <w:num w:numId="8" w16cid:durableId="634796942">
+  <w:num w:numId="8" w16cid:durableId="778263117">
     <w:abstractNumId w:val="1"/>
   </w:num>
-  <w:num w:numId="9" w16cid:durableId="531500659">
+  <w:num w:numId="9" w16cid:durableId="2079865278">
     <w:abstractNumId w:val="0"/>
   </w:num>
 </w:numbering>

--- a/applications_generated/tiktok_research_scientist_intern_nextgen_llm/ATS_RESUME.docx
+++ b/applications_generated/tiktok_research_scientist_intern_nextgen_llm/ATS_RESUME.docx
@@ -594,31 +594,31 @@
       </w:rPr>
     </w:lvl>
   </w:abstractNum>
-  <w:num w:numId="1" w16cid:durableId="168571024">
+  <w:num w:numId="1" w16cid:durableId="1287350924">
     <w:abstractNumId w:val="8"/>
   </w:num>
-  <w:num w:numId="2" w16cid:durableId="949972144">
+  <w:num w:numId="2" w16cid:durableId="97407746">
     <w:abstractNumId w:val="6"/>
   </w:num>
-  <w:num w:numId="3" w16cid:durableId="211618531">
+  <w:num w:numId="3" w16cid:durableId="306278826">
     <w:abstractNumId w:val="5"/>
   </w:num>
-  <w:num w:numId="4" w16cid:durableId="875390971">
+  <w:num w:numId="4" w16cid:durableId="1535072754">
     <w:abstractNumId w:val="4"/>
   </w:num>
-  <w:num w:numId="5" w16cid:durableId="1299068507">
+  <w:num w:numId="5" w16cid:durableId="1933779736">
     <w:abstractNumId w:val="7"/>
   </w:num>
-  <w:num w:numId="6" w16cid:durableId="680667427">
+  <w:num w:numId="6" w16cid:durableId="324553332">
     <w:abstractNumId w:val="3"/>
   </w:num>
-  <w:num w:numId="7" w16cid:durableId="1521696305">
+  <w:num w:numId="7" w16cid:durableId="2120710791">
     <w:abstractNumId w:val="2"/>
   </w:num>
-  <w:num w:numId="8" w16cid:durableId="778263117">
+  <w:num w:numId="8" w16cid:durableId="1367633975">
     <w:abstractNumId w:val="1"/>
   </w:num>
-  <w:num w:numId="9" w16cid:durableId="2079865278">
+  <w:num w:numId="9" w16cid:durableId="1742676891">
     <w:abstractNumId w:val="0"/>
   </w:num>
 </w:numbering>
